--- a/backend/storage/templates/Ofic. Conta Plantilla DE 2025.docx
+++ b/backend/storage/templates/Ofic. Conta Plantilla DE 2025.docx
@@ -288,11 +288,41 @@
           <w:sz w:val="24"/>
           <w:szCs w:val="24"/>
         </w:rPr>
-        <w:t>Lambayeque. -</w:t>
+        <w:t>Lambayeque</w:t>
       </w:r>
     </w:p>
     <w:p>
       <w:pPr>
+        <w:rPr>
+          <w:rFonts w:cs="Times New Roman"/>
+          <w:b/>
+          <w:sz w:val="24"/>
+          <w:szCs w:val="24"/>
+        </w:rPr>
+      </w:pPr>
+      <w:r>
+        <w:rPr>
+          <w:rFonts w:cs="Times New Roman"/>
+          <w:b/>
+          <w:sz w:val="24"/>
+          <w:szCs w:val="24"/>
+        </w:rPr>
+        <w:t>Presente</w:t>
+      </w:r>
+      <w:bookmarkStart w:id="0" w:name="_GoBack"/>
+      <w:bookmarkEnd w:id="0"/>
+      <w:r>
+        <w:rPr>
+          <w:rFonts w:cs="Times New Roman"/>
+          <w:b/>
+          <w:sz w:val="24"/>
+          <w:szCs w:val="24"/>
+        </w:rPr>
+        <w:t>. -</w:t>
+      </w:r>
+    </w:p>
+    <w:p>
+      <w:pPr>
         <w:ind w:left="2835" w:hanging="851"/>
         <w:jc w:val="both"/>
         <w:rPr>
@@ -868,8 +898,6 @@
         </w:rPr>
         <w:t xml:space="preserve">Oficio </w:t>
       </w:r>
-      <w:bookmarkStart w:id="0" w:name="_GoBack"/>
-      <w:bookmarkEnd w:id="0"/>
       <w:r>
         <w:rPr>
           <w:color w:val="000000" w:themeColor="text1"/>
@@ -1949,7 +1977,7 @@
           <w:noProof/>
           <w:sz w:val="24"/>
           <w:szCs w:val="24"/>
-          <w:lang w:eastAsia="es-PE"/>
+          <w:lang w:val="es-ES" w:eastAsia="es-ES"/>
         </w:rPr>
         <mc:AlternateContent>
           <mc:Choice Requires="wps">
@@ -1998,7 +2026,7 @@
               </wp:anchor>
             </w:drawing>
           </mc:Choice>
-          <mc:Fallback xmlns:cx1="http://schemas.microsoft.com/office/drawing/2015/9/8/chartex" xmlns:cx2="http://schemas.microsoft.com/office/drawing/2015/10/21/chartex" xmlns:cx3="http://schemas.microsoft.com/office/drawing/2016/5/9/chartex" xmlns:cx4="http://schemas.microsoft.com/office/drawing/2016/5/10/chartex" xmlns:cx5="http://schemas.microsoft.com/office/drawing/2016/5/11/chartex" xmlns:cx6="http://schemas.microsoft.com/office/drawing/2016/5/12/chartex" xmlns:cx7="http://schemas.microsoft.com/office/drawing/2016/5/13/chartex" xmlns:cx8="http://schemas.microsoft.com/office/drawing/2016/5/14/chartex" xmlns:aink="http://schemas.microsoft.com/office/drawing/2016/ink" xmlns:am3d="http://schemas.microsoft.com/office/drawing/2017/model3d" xmlns:w16cid="http://schemas.microsoft.com/office/word/2016/wordml/cid">
+          <mc:Fallback xmlns:w16cid="http://schemas.microsoft.com/office/word/2016/wordml/cid" xmlns:am3d="http://schemas.microsoft.com/office/drawing/2017/model3d" xmlns:aink="http://schemas.microsoft.com/office/drawing/2016/ink" xmlns:cx8="http://schemas.microsoft.com/office/drawing/2016/5/14/chartex" xmlns:cx7="http://schemas.microsoft.com/office/drawing/2016/5/13/chartex" xmlns:cx6="http://schemas.microsoft.com/office/drawing/2016/5/12/chartex" xmlns:cx5="http://schemas.microsoft.com/office/drawing/2016/5/11/chartex" xmlns:cx4="http://schemas.microsoft.com/office/drawing/2016/5/10/chartex" xmlns:cx3="http://schemas.microsoft.com/office/drawing/2016/5/9/chartex" xmlns:cx2="http://schemas.microsoft.com/office/drawing/2015/10/21/chartex" xmlns:cx1="http://schemas.microsoft.com/office/drawing/2015/9/8/chartex">
             <w:pict>
               <v:line w14:anchorId="1C67DA5D" id="Conector recto 153" o:spid="_x0000_s1026" style="position:absolute;z-index:251659264;visibility:visible;mso-wrap-style:square;mso-wrap-distance-left:9pt;mso-wrap-distance-top:0;mso-wrap-distance-right:9pt;mso-wrap-distance-bottom:0;mso-position-horizontal:absolute;mso-position-horizontal-relative:text;mso-position-vertical:absolute;mso-position-vertical-relative:text" from="135.85pt,10.8pt" to="315.3pt,11.35pt" o:gfxdata="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"/>
             </w:pict>
@@ -2146,7 +2174,7 @@
         <w:color w:val="000000"/>
         <w:sz w:val="28"/>
         <w:szCs w:val="24"/>
-        <w:lang w:val="es-PE" w:eastAsia="es-PE" w:bidi="ar-SA"/>
+        <w:lang w:bidi="ar-SA"/>
       </w:rPr>
       <mc:AlternateContent>
         <mc:Choice Requires="wps">
@@ -2274,7 +2302,7 @@
         <w:color w:val="000000"/>
         <w:sz w:val="28"/>
         <w:szCs w:val="24"/>
-        <w:lang w:val="es-PE" w:eastAsia="es-PE" w:bidi="ar-SA"/>
+        <w:lang w:bidi="ar-SA"/>
       </w:rPr>
       <w:drawing>
         <wp:anchor distT="0" distB="0" distL="114300" distR="114300" simplePos="0" relativeHeight="251659264" behindDoc="1" locked="0" layoutInCell="1" allowOverlap="1" wp14:anchorId="2ACA7D38" wp14:editId="45D55D54">
@@ -2359,7 +2387,7 @@
         <v:path o:extrusionok="f" gradientshapeok="t" o:connecttype="rect"/>
         <o:lock v:ext="edit" aspectratio="t"/>
       </v:shapetype>
-      <v:shape id="_x0000_i1057" type="#_x0000_t75" style="width:10.65pt;height:10.65pt" o:bullet="t">
+      <v:shape id="_x0000_i1031" type="#_x0000_t75" style="width:10.75pt;height:10.75pt" o:bullet="t">
         <v:imagedata r:id="rId1" o:title="msoBAD7"/>
       </v:shape>
     </w:pict>
@@ -9645,7 +9673,7 @@
 </file>
 
 <file path=customXml/itemProps1.xml><?xml version="1.0" encoding="utf-8"?>
-<ds:datastoreItem xmlns:ds="http://schemas.openxmlformats.org/officeDocument/2006/customXml" ds:itemID="{81216BDA-3F74-4034-B1BF-ACD2527C9CB6}">
+<ds:datastoreItem xmlns:ds="http://schemas.openxmlformats.org/officeDocument/2006/customXml" ds:itemID="{52D884B0-61F4-4F25-B09E-C94ADBCB90F1}">
   <ds:schemaRefs>
     <ds:schemaRef ds:uri="http://schemas.openxmlformats.org/officeDocument/2006/bibliography"/>
   </ds:schemaRefs>
